--- a/docs/03-Beginners-Guide-Everything-Under-the-Hood.docx
+++ b/docs/03-Beginners-Guide-Everything-Under-the-Hood.docx
@@ -123,6 +123,415 @@
       </w:pPr>
       <w:r>
         <w:t xml:space="preserve">02-Knowledge-Graph-Ontology-and-GraphRAG-Deep-Dive.docx — Cypher queries, schema, algorithms</w:t>
+      </w:r>
+    </w:p>
+    <w:p>
+      <w:pPr>
+        <w:pStyle w:val="Heading2"/>
+      </w:pPr>
+      <w:r>
+        <w:t xml:space="preserve">1.1 Prerequisites</w:t>
+      </w:r>
+    </w:p>
+    <w:p>
+      <w:pPr>
+        <w:spacing w:after="120"/>
+      </w:pPr>
+      <w:r>
+        <w:t xml:space="preserve">You can run and understand this demo with the following in place:</w:t>
+      </w:r>
+    </w:p>
+    <w:tbl>
+      <w:tblPr>
+        <w:tblW w:type="dxa" w:w="9360"/>
+        <w:tblBorders>
+          <w:top w:val="single" w:color="auto" w:sz="4"/>
+          <w:left w:val="single" w:color="auto" w:sz="4"/>
+          <w:bottom w:val="single" w:color="auto" w:sz="4"/>
+          <w:right w:val="single" w:color="auto" w:sz="4"/>
+          <w:insideH w:val="single" w:color="auto" w:sz="4"/>
+          <w:insideV w:val="single" w:color="auto" w:sz="4"/>
+        </w:tblBorders>
+      </w:tblPr>
+      <w:tblGrid>
+        <w:gridCol w:w="2800"/>
+        <w:gridCol w:w="6560"/>
+      </w:tblGrid>
+      <w:tr>
+        <w:tc>
+          <w:tcPr>
+            <w:tcW w:type="dxa" w:w="2800"/>
+            <w:tcBorders>
+              <w:top w:val="single" w:color="CCCCCC" w:sz="1"/>
+              <w:left w:val="single" w:color="CCCCCC" w:sz="1"/>
+              <w:bottom w:val="single" w:color="CCCCCC" w:sz="1"/>
+              <w:right w:val="single" w:color="CCCCCC" w:sz="1"/>
+            </w:tcBorders>
+            <w:shd w:fill="2E75B6" w:val="clear"/>
+            <w:tcMar>
+              <w:top w:type="dxa" w:w="80"/>
+              <w:left w:type="dxa" w:w="120"/>
+              <w:bottom w:type="dxa" w:w="80"/>
+              <w:right w:type="dxa" w:w="120"/>
+            </w:tcMar>
+          </w:tcPr>
+          <w:p>
+            <w:r>
+              <w:rPr>
+                <w:b/>
+                <w:bCs/>
+                <w:color w:val="FFFFFF"/>
+              </w:rPr>
+              <w:t xml:space="preserve">Requirement</w:t>
+            </w:r>
+          </w:p>
+        </w:tc>
+        <w:tc>
+          <w:tcPr>
+            <w:tcW w:type="dxa" w:w="6560"/>
+            <w:tcBorders>
+              <w:top w:val="single" w:color="CCCCCC" w:sz="1"/>
+              <w:left w:val="single" w:color="CCCCCC" w:sz="1"/>
+              <w:bottom w:val="single" w:color="CCCCCC" w:sz="1"/>
+              <w:right w:val="single" w:color="CCCCCC" w:sz="1"/>
+            </w:tcBorders>
+            <w:shd w:fill="2E75B6" w:val="clear"/>
+            <w:tcMar>
+              <w:top w:type="dxa" w:w="80"/>
+              <w:left w:type="dxa" w:w="120"/>
+              <w:bottom w:type="dxa" w:w="80"/>
+              <w:right w:type="dxa" w:w="120"/>
+            </w:tcMar>
+          </w:tcPr>
+          <w:p>
+            <w:r>
+              <w:rPr>
+                <w:b/>
+                <w:bCs/>
+                <w:color w:val="FFFFFF"/>
+              </w:rPr>
+              <w:t xml:space="preserve">Details</w:t>
+            </w:r>
+          </w:p>
+        </w:tc>
+      </w:tr>
+      <w:tr>
+        <w:tc>
+          <w:tcPr>
+            <w:tcW w:type="dxa" w:w="2800"/>
+            <w:tcBorders>
+              <w:top w:val="single" w:color="CCCCCC" w:sz="1"/>
+              <w:left w:val="single" w:color="CCCCCC" w:sz="1"/>
+              <w:bottom w:val="single" w:color="CCCCCC" w:sz="1"/>
+              <w:right w:val="single" w:color="CCCCCC" w:sz="1"/>
+            </w:tcBorders>
+            <w:shd w:fill="FFFFFF" w:val="clear"/>
+            <w:tcMar>
+              <w:top w:type="dxa" w:w="80"/>
+              <w:left w:type="dxa" w:w="120"/>
+              <w:bottom w:type="dxa" w:w="80"/>
+              <w:right w:type="dxa" w:w="120"/>
+            </w:tcMar>
+          </w:tcPr>
+          <w:p>
+            <w:r>
+              <w:t xml:space="preserve">Python 3.12+</w:t>
+            </w:r>
+          </w:p>
+        </w:tc>
+        <w:tc>
+          <w:tcPr>
+            <w:tcW w:type="dxa" w:w="6560"/>
+            <w:tcBorders>
+              <w:top w:val="single" w:color="CCCCCC" w:sz="1"/>
+              <w:left w:val="single" w:color="CCCCCC" w:sz="1"/>
+              <w:bottom w:val="single" w:color="CCCCCC" w:sz="1"/>
+              <w:right w:val="single" w:color="CCCCCC" w:sz="1"/>
+            </w:tcBorders>
+            <w:shd w:fill="FFFFFF" w:val="clear"/>
+            <w:tcMar>
+              <w:top w:type="dxa" w:w="80"/>
+              <w:left w:type="dxa" w:w="120"/>
+              <w:bottom w:type="dxa" w:w="80"/>
+              <w:right w:type="dxa" w:w="120"/>
+            </w:tcMar>
+          </w:tcPr>
+          <w:p>
+            <w:r>
+              <w:t xml:space="preserve">Create venv, pip install -r requirements.txt</w:t>
+            </w:r>
+          </w:p>
+        </w:tc>
+      </w:tr>
+      <w:tr>
+        <w:tc>
+          <w:tcPr>
+            <w:tcW w:type="dxa" w:w="2800"/>
+            <w:tcBorders>
+              <w:top w:val="single" w:color="CCCCCC" w:sz="1"/>
+              <w:left w:val="single" w:color="CCCCCC" w:sz="1"/>
+              <w:bottom w:val="single" w:color="CCCCCC" w:sz="1"/>
+              <w:right w:val="single" w:color="CCCCCC" w:sz="1"/>
+            </w:tcBorders>
+            <w:shd w:fill="FFFFFF" w:val="clear"/>
+            <w:tcMar>
+              <w:top w:type="dxa" w:w="80"/>
+              <w:left w:type="dxa" w:w="120"/>
+              <w:bottom w:type="dxa" w:w="80"/>
+              <w:right w:type="dxa" w:w="120"/>
+            </w:tcMar>
+          </w:tcPr>
+          <w:p>
+            <w:r>
+              <w:t xml:space="preserve">Docker</w:t>
+            </w:r>
+          </w:p>
+        </w:tc>
+        <w:tc>
+          <w:tcPr>
+            <w:tcW w:type="dxa" w:w="6560"/>
+            <w:tcBorders>
+              <w:top w:val="single" w:color="CCCCCC" w:sz="1"/>
+              <w:left w:val="single" w:color="CCCCCC" w:sz="1"/>
+              <w:bottom w:val="single" w:color="CCCCCC" w:sz="1"/>
+              <w:right w:val="single" w:color="CCCCCC" w:sz="1"/>
+            </w:tcBorders>
+            <w:shd w:fill="FFFFFF" w:val="clear"/>
+            <w:tcMar>
+              <w:top w:type="dxa" w:w="80"/>
+              <w:left w:type="dxa" w:w="120"/>
+              <w:bottom w:type="dxa" w:w="80"/>
+              <w:right w:type="dxa" w:w="120"/>
+            </w:tcMar>
+          </w:tcPr>
+          <w:p>
+            <w:r>
+              <w:t xml:space="preserve">Runs Neo4j as neo4j-demo on ports 7474 (Browser) and 7687 (Bolt)</w:t>
+            </w:r>
+          </w:p>
+        </w:tc>
+      </w:tr>
+      <w:tr>
+        <w:tc>
+          <w:tcPr>
+            <w:tcW w:type="dxa" w:w="2800"/>
+            <w:tcBorders>
+              <w:top w:val="single" w:color="CCCCCC" w:sz="1"/>
+              <w:left w:val="single" w:color="CCCCCC" w:sz="1"/>
+              <w:bottom w:val="single" w:color="CCCCCC" w:sz="1"/>
+              <w:right w:val="single" w:color="CCCCCC" w:sz="1"/>
+            </w:tcBorders>
+            <w:shd w:fill="FFFFFF" w:val="clear"/>
+            <w:tcMar>
+              <w:top w:type="dxa" w:w="80"/>
+              <w:left w:type="dxa" w:w="120"/>
+              <w:bottom w:type="dxa" w:w="80"/>
+              <w:right w:type="dxa" w:w="120"/>
+            </w:tcMar>
+          </w:tcPr>
+          <w:p>
+            <w:r>
+              <w:t xml:space="preserve">Free local ports</w:t>
+            </w:r>
+          </w:p>
+        </w:tc>
+        <w:tc>
+          <w:tcPr>
+            <w:tcW w:type="dxa" w:w="6560"/>
+            <w:tcBorders>
+              <w:top w:val="single" w:color="CCCCCC" w:sz="1"/>
+              <w:left w:val="single" w:color="CCCCCC" w:sz="1"/>
+              <w:bottom w:val="single" w:color="CCCCCC" w:sz="1"/>
+              <w:right w:val="single" w:color="CCCCCC" w:sz="1"/>
+            </w:tcBorders>
+            <w:shd w:fill="FFFFFF" w:val="clear"/>
+            <w:tcMar>
+              <w:top w:type="dxa" w:w="80"/>
+              <w:left w:type="dxa" w:w="120"/>
+              <w:bottom w:type="dxa" w:w="80"/>
+              <w:right w:type="dxa" w:w="120"/>
+            </w:tcMar>
+          </w:tcPr>
+          <w:p>
+            <w:r>
+              <w:t xml:space="preserve">8501 Streamlit, 8080 REST API, 8090 mock enterprise APIs (full demo)</w:t>
+            </w:r>
+          </w:p>
+        </w:tc>
+      </w:tr>
+      <w:tr>
+        <w:tc>
+          <w:tcPr>
+            <w:tcW w:type="dxa" w:w="2800"/>
+            <w:tcBorders>
+              <w:top w:val="single" w:color="CCCCCC" w:sz="1"/>
+              <w:left w:val="single" w:color="CCCCCC" w:sz="1"/>
+              <w:bottom w:val="single" w:color="CCCCCC" w:sz="1"/>
+              <w:right w:val="single" w:color="CCCCCC" w:sz="1"/>
+            </w:tcBorders>
+            <w:shd w:fill="FFFFFF" w:val="clear"/>
+            <w:tcMar>
+              <w:top w:type="dxa" w:w="80"/>
+              <w:left w:type="dxa" w:w="120"/>
+              <w:bottom w:type="dxa" w:w="80"/>
+              <w:right w:type="dxa" w:w="120"/>
+            </w:tcMar>
+          </w:tcPr>
+          <w:p>
+            <w:r>
+              <w:t xml:space="preserve">Basic terminal skills</w:t>
+            </w:r>
+          </w:p>
+        </w:tc>
+        <w:tc>
+          <w:tcPr>
+            <w:tcW w:type="dxa" w:w="6560"/>
+            <w:tcBorders>
+              <w:top w:val="single" w:color="CCCCCC" w:sz="1"/>
+              <w:left w:val="single" w:color="CCCCCC" w:sz="1"/>
+              <w:bottom w:val="single" w:color="CCCCCC" w:sz="1"/>
+              <w:right w:val="single" w:color="CCCCCC" w:sz="1"/>
+            </w:tcBorders>
+            <w:shd w:fill="FFFFFF" w:val="clear"/>
+            <w:tcMar>
+              <w:top w:type="dxa" w:w="80"/>
+              <w:left w:type="dxa" w:w="120"/>
+              <w:bottom w:type="dxa" w:w="80"/>
+              <w:right w:type="dxa" w:w="120"/>
+            </w:tcMar>
+          </w:tcPr>
+          <w:p>
+            <w:r>
+              <w:t xml:space="preserve">Run ./run_demo.sh or ./run_enterprise_demo.sh</w:t>
+            </w:r>
+          </w:p>
+        </w:tc>
+      </w:tr>
+      <w:tr>
+        <w:tc>
+          <w:tcPr>
+            <w:tcW w:type="dxa" w:w="2800"/>
+            <w:tcBorders>
+              <w:top w:val="single" w:color="CCCCCC" w:sz="1"/>
+              <w:left w:val="single" w:color="CCCCCC" w:sz="1"/>
+              <w:bottom w:val="single" w:color="CCCCCC" w:sz="1"/>
+              <w:right w:val="single" w:color="CCCCCC" w:sz="1"/>
+            </w:tcBorders>
+            <w:shd w:fill="FFFFFF" w:val="clear"/>
+            <w:tcMar>
+              <w:top w:type="dxa" w:w="80"/>
+              <w:left w:type="dxa" w:w="120"/>
+              <w:bottom w:type="dxa" w:w="80"/>
+              <w:right w:type="dxa" w:w="120"/>
+            </w:tcMar>
+          </w:tcPr>
+          <w:p>
+            <w:r>
+              <w:t xml:space="preserve">LLM API key</w:t>
+            </w:r>
+          </w:p>
+        </w:tc>
+        <w:tc>
+          <w:tcPr>
+            <w:tcW w:type="dxa" w:w="6560"/>
+            <w:tcBorders>
+              <w:top w:val="single" w:color="CCCCCC" w:sz="1"/>
+              <w:left w:val="single" w:color="CCCCCC" w:sz="1"/>
+              <w:bottom w:val="single" w:color="CCCCCC" w:sz="1"/>
+              <w:right w:val="single" w:color="CCCCCC" w:sz="1"/>
+            </w:tcBorders>
+            <w:shd w:fill="FFFFFF" w:val="clear"/>
+            <w:tcMar>
+              <w:top w:type="dxa" w:w="80"/>
+              <w:left w:type="dxa" w:w="120"/>
+              <w:bottom w:type="dxa" w:w="80"/>
+              <w:right w:type="dxa" w:w="120"/>
+            </w:tcMar>
+          </w:tcPr>
+          <w:p>
+            <w:r>
+              <w:t xml:space="preserve">Not required — all diagnosis is graph-native</w:t>
+            </w:r>
+          </w:p>
+        </w:tc>
+      </w:tr>
+    </w:tbl>
+    <w:p>
+      <w:pPr>
+        <w:spacing w:after="200"/>
+      </w:pPr>
+    </w:p>
+    <w:p>
+      <w:pPr>
+        <w:pStyle w:val="Heading2"/>
+      </w:pPr>
+      <w:r>
+        <w:t xml:space="preserve">1.2 Assumptions</w:t>
+      </w:r>
+    </w:p>
+    <w:p>
+      <w:pPr>
+        <w:pStyle w:val="ListParagraph"/>
+        <w:numPr>
+          <w:ilvl w:val="0"/>
+          <w:numId w:val="2"/>
+        </w:numPr>
+        <w:spacing w:after="80"/>
+      </w:pPr>
+      <w:r>
+        <w:t xml:space="preserve">You are evaluating or learning a warranty-triage pattern — not deploying to production from this repo alone</w:t>
+      </w:r>
+    </w:p>
+    <w:p>
+      <w:pPr>
+        <w:pStyle w:val="ListParagraph"/>
+        <w:numPr>
+          <w:ilvl w:val="0"/>
+          <w:numId w:val="2"/>
+        </w:numPr>
+        <w:spacing w:after="80"/>
+      </w:pPr>
+      <w:r>
+        <w:t xml:space="preserve">Enterprise data in data/enterprise_sources/ represents realistic CRM, PIM, FSM, and Claims payloads</w:t>
+      </w:r>
+    </w:p>
+    <w:p>
+      <w:pPr>
+        <w:pStyle w:val="ListParagraph"/>
+        <w:numPr>
+          <w:ilvl w:val="0"/>
+          <w:numId w:val="2"/>
+        </w:numPr>
+        <w:spacing w:after="80"/>
+      </w:pPr>
+      <w:r>
+        <w:t xml:space="preserve">Three products (washer, dishwasher, microwave) are sufficient to demonstrate the architecture</w:t>
+      </w:r>
+    </w:p>
+    <w:p>
+      <w:pPr>
+        <w:pStyle w:val="ListParagraph"/>
+        <w:numPr>
+          <w:ilvl w:val="0"/>
+          <w:numId w:val="2"/>
+        </w:numPr>
+        <w:spacing w:after="80"/>
+      </w:pPr>
+      <w:r>
+        <w:t xml:space="preserve">Escalation to human agents is expected and desirable for safety-critical or ambiguous cases</w:t>
+      </w:r>
+    </w:p>
+    <w:p>
+      <w:pPr>
+        <w:pStyle w:val="ListParagraph"/>
+        <w:numPr>
+          <w:ilvl w:val="0"/>
+          <w:numId w:val="2"/>
+        </w:numPr>
+        <w:spacing w:after="80"/>
+      </w:pPr>
+      <w:r>
+        <w:t xml:space="preserve">An LLM may polish language later but must not replace graph-backed reasoning</w:t>
       </w:r>
     </w:p>
     <w:p>
@@ -5528,7 +5937,439 @@
         <w:pStyle w:val="Heading1"/>
       </w:pPr>
       <w:r>
-        <w:t xml:space="preserve">17. Common Questions (FAQ)</w:t>
+        <w:t xml:space="preserve">17. Risk Mitigation</w:t>
+      </w:r>
+    </w:p>
+    <w:p>
+      <w:pPr>
+        <w:spacing w:after="120"/>
+      </w:pPr>
+      <w:r>
+        <w:t xml:space="preserve">The platform is designed to fail safely — preferring human handoff over risky automation:</w:t>
+      </w:r>
+    </w:p>
+    <w:tbl>
+      <w:tblPr>
+        <w:tblW w:type="dxa" w:w="9360"/>
+        <w:tblBorders>
+          <w:top w:val="single" w:color="auto" w:sz="4"/>
+          <w:left w:val="single" w:color="auto" w:sz="4"/>
+          <w:bottom w:val="single" w:color="auto" w:sz="4"/>
+          <w:right w:val="single" w:color="auto" w:sz="4"/>
+          <w:insideH w:val="single" w:color="auto" w:sz="4"/>
+          <w:insideV w:val="single" w:color="auto" w:sz="4"/>
+        </w:tblBorders>
+      </w:tblPr>
+      <w:tblGrid>
+        <w:gridCol w:w="3200"/>
+        <w:gridCol w:w="6160"/>
+      </w:tblGrid>
+      <w:tr>
+        <w:tc>
+          <w:tcPr>
+            <w:tcW w:type="dxa" w:w="3200"/>
+            <w:tcBorders>
+              <w:top w:val="single" w:color="CCCCCC" w:sz="1"/>
+              <w:left w:val="single" w:color="CCCCCC" w:sz="1"/>
+              <w:bottom w:val="single" w:color="CCCCCC" w:sz="1"/>
+              <w:right w:val="single" w:color="CCCCCC" w:sz="1"/>
+            </w:tcBorders>
+            <w:shd w:fill="2E75B6" w:val="clear"/>
+            <w:tcMar>
+              <w:top w:type="dxa" w:w="80"/>
+              <w:left w:type="dxa" w:w="120"/>
+              <w:bottom w:type="dxa" w:w="80"/>
+              <w:right w:type="dxa" w:w="120"/>
+            </w:tcMar>
+          </w:tcPr>
+          <w:p>
+            <w:r>
+              <w:rPr>
+                <w:b/>
+                <w:bCs/>
+                <w:color w:val="FFFFFF"/>
+              </w:rPr>
+              <w:t xml:space="preserve">Risk</w:t>
+            </w:r>
+          </w:p>
+        </w:tc>
+        <w:tc>
+          <w:tcPr>
+            <w:tcW w:type="dxa" w:w="6160"/>
+            <w:tcBorders>
+              <w:top w:val="single" w:color="CCCCCC" w:sz="1"/>
+              <w:left w:val="single" w:color="CCCCCC" w:sz="1"/>
+              <w:bottom w:val="single" w:color="CCCCCC" w:sz="1"/>
+              <w:right w:val="single" w:color="CCCCCC" w:sz="1"/>
+            </w:tcBorders>
+            <w:shd w:fill="2E75B6" w:val="clear"/>
+            <w:tcMar>
+              <w:top w:type="dxa" w:w="80"/>
+              <w:left w:type="dxa" w:w="120"/>
+              <w:bottom w:type="dxa" w:w="80"/>
+              <w:right w:type="dxa" w:w="120"/>
+            </w:tcMar>
+          </w:tcPr>
+          <w:p>
+            <w:r>
+              <w:rPr>
+                <w:b/>
+                <w:bCs/>
+                <w:color w:val="FFFFFF"/>
+              </w:rPr>
+              <w:t xml:space="preserve">How the platform mitigates it</w:t>
+            </w:r>
+          </w:p>
+        </w:tc>
+      </w:tr>
+      <w:tr>
+        <w:tc>
+          <w:tcPr>
+            <w:tcW w:type="dxa" w:w="3200"/>
+            <w:tcBorders>
+              <w:top w:val="single" w:color="CCCCCC" w:sz="1"/>
+              <w:left w:val="single" w:color="CCCCCC" w:sz="1"/>
+              <w:bottom w:val="single" w:color="CCCCCC" w:sz="1"/>
+              <w:right w:val="single" w:color="CCCCCC" w:sz="1"/>
+            </w:tcBorders>
+            <w:shd w:fill="FFFFFF" w:val="clear"/>
+            <w:tcMar>
+              <w:top w:type="dxa" w:w="80"/>
+              <w:left w:type="dxa" w:w="120"/>
+              <w:bottom w:type="dxa" w:w="80"/>
+              <w:right w:type="dxa" w:w="120"/>
+            </w:tcMar>
+          </w:tcPr>
+          <w:p>
+            <w:r>
+              <w:t xml:space="preserve">Wrong repair advice</w:t>
+            </w:r>
+          </w:p>
+        </w:tc>
+        <w:tc>
+          <w:tcPr>
+            <w:tcW w:type="dxa" w:w="6160"/>
+            <w:tcBorders>
+              <w:top w:val="single" w:color="CCCCCC" w:sz="1"/>
+              <w:left w:val="single" w:color="CCCCCC" w:sz="1"/>
+              <w:bottom w:val="single" w:color="CCCCCC" w:sz="1"/>
+              <w:right w:val="single" w:color="CCCCCC" w:sz="1"/>
+            </w:tcBorders>
+            <w:shd w:fill="FFFFFF" w:val="clear"/>
+            <w:tcMar>
+              <w:top w:type="dxa" w:w="80"/>
+              <w:left w:type="dxa" w:w="120"/>
+              <w:bottom w:type="dxa" w:w="80"/>
+              <w:right w:type="dxa" w:w="120"/>
+            </w:tcMar>
+          </w:tcPr>
+          <w:p>
+            <w:r>
+              <w:t xml:space="preserve">Every step comes from graph DiagnosticStep nodes with safety_notes; not LLM-invented</w:t>
+            </w:r>
+          </w:p>
+        </w:tc>
+      </w:tr>
+      <w:tr>
+        <w:tc>
+          <w:tcPr>
+            <w:tcW w:type="dxa" w:w="3200"/>
+            <w:tcBorders>
+              <w:top w:val="single" w:color="CCCCCC" w:sz="1"/>
+              <w:left w:val="single" w:color="CCCCCC" w:sz="1"/>
+              <w:bottom w:val="single" w:color="CCCCCC" w:sz="1"/>
+              <w:right w:val="single" w:color="CCCCCC" w:sz="1"/>
+            </w:tcBorders>
+            <w:shd w:fill="FFFFFF" w:val="clear"/>
+            <w:tcMar>
+              <w:top w:type="dxa" w:w="80"/>
+              <w:left w:type="dxa" w:w="120"/>
+              <w:bottom w:type="dxa" w:w="80"/>
+              <w:right w:type="dxa" w:w="120"/>
+            </w:tcMar>
+          </w:tcPr>
+          <w:p>
+            <w:r>
+              <w:t xml:space="preserve">Missed electrical/safety hazard</w:t>
+            </w:r>
+          </w:p>
+        </w:tc>
+        <w:tc>
+          <w:tcPr>
+            <w:tcW w:type="dxa" w:w="6160"/>
+            <w:tcBorders>
+              <w:top w:val="single" w:color="CCCCCC" w:sz="1"/>
+              <w:left w:val="single" w:color="CCCCCC" w:sz="1"/>
+              <w:bottom w:val="single" w:color="CCCCCC" w:sz="1"/>
+              <w:right w:val="single" w:color="CCCCCC" w:sz="1"/>
+            </w:tcBorders>
+            <w:shd w:fill="FFFFFF" w:val="clear"/>
+            <w:tcMar>
+              <w:top w:type="dxa" w:w="80"/>
+              <w:left w:type="dxa" w:w="120"/>
+              <w:bottom w:type="dxa" w:w="80"/>
+              <w:right w:type="dxa" w:w="120"/>
+            </w:tcMar>
+          </w:tcPr>
+          <w:p>
+            <w:r>
+              <w:t xml:space="preserve">critical severity on symptoms bypasses confidence threshold — always escalates</w:t>
+            </w:r>
+          </w:p>
+        </w:tc>
+      </w:tr>
+      <w:tr>
+        <w:tc>
+          <w:tcPr>
+            <w:tcW w:type="dxa" w:w="3200"/>
+            <w:tcBorders>
+              <w:top w:val="single" w:color="CCCCCC" w:sz="1"/>
+              <w:left w:val="single" w:color="CCCCCC" w:sz="1"/>
+              <w:bottom w:val="single" w:color="CCCCCC" w:sz="1"/>
+              <w:right w:val="single" w:color="CCCCCC" w:sz="1"/>
+            </w:tcBorders>
+            <w:shd w:fill="FFFFFF" w:val="clear"/>
+            <w:tcMar>
+              <w:top w:type="dxa" w:w="80"/>
+              <w:left w:type="dxa" w:w="120"/>
+              <w:bottom w:type="dxa" w:w="80"/>
+              <w:right w:type="dxa" w:w="120"/>
+            </w:tcMar>
+          </w:tcPr>
+          <w:p>
+            <w:r>
+              <w:t xml:space="preserve">Over-confident multi-symptom diagnosis</w:t>
+            </w:r>
+          </w:p>
+        </w:tc>
+        <w:tc>
+          <w:tcPr>
+            <w:tcW w:type="dxa" w:w="6160"/>
+            <w:tcBorders>
+              <w:top w:val="single" w:color="CCCCCC" w:sz="1"/>
+              <w:left w:val="single" w:color="CCCCCC" w:sz="1"/>
+              <w:bottom w:val="single" w:color="CCCCCC" w:sz="1"/>
+              <w:right w:val="single" w:color="CCCCCC" w:sz="1"/>
+            </w:tcBorders>
+            <w:shd w:fill="FFFFFF" w:val="clear"/>
+            <w:tcMar>
+              <w:top w:type="dxa" w:w="80"/>
+              <w:left w:type="dxa" w:w="120"/>
+              <w:bottom w:type="dxa" w:w="80"/>
+              <w:right w:type="dxa" w:w="120"/>
+            </w:tcMar>
+          </w:tcPr>
+          <w:p>
+            <w:r>
+              <w:t xml:space="preserve">Confidence aggregates across matches; dilution triggers escalation (see washer two-turn demo)</w:t>
+            </w:r>
+          </w:p>
+        </w:tc>
+      </w:tr>
+      <w:tr>
+        <w:tc>
+          <w:tcPr>
+            <w:tcW w:type="dxa" w:w="3200"/>
+            <w:tcBorders>
+              <w:top w:val="single" w:color="CCCCCC" w:sz="1"/>
+              <w:left w:val="single" w:color="CCCCCC" w:sz="1"/>
+              <w:bottom w:val="single" w:color="CCCCCC" w:sz="1"/>
+              <w:right w:val="single" w:color="CCCCCC" w:sz="1"/>
+            </w:tcBorders>
+            <w:shd w:fill="FFFFFF" w:val="clear"/>
+            <w:tcMar>
+              <w:top w:type="dxa" w:w="80"/>
+              <w:left w:type="dxa" w:w="120"/>
+              <w:bottom w:type="dxa" w:w="80"/>
+              <w:right w:type="dxa" w:w="120"/>
+            </w:tcMar>
+          </w:tcPr>
+          <w:p>
+            <w:r>
+              <w:t xml:space="preserve">Out-of-warranty repair promise</w:t>
+            </w:r>
+          </w:p>
+        </w:tc>
+        <w:tc>
+          <w:tcPr>
+            <w:tcW w:type="dxa" w:w="6160"/>
+            <w:tcBorders>
+              <w:top w:val="single" w:color="CCCCCC" w:sz="1"/>
+              <w:left w:val="single" w:color="CCCCCC" w:sz="1"/>
+              <w:bottom w:val="single" w:color="CCCCCC" w:sz="1"/>
+              <w:right w:val="single" w:color="CCCCCC" w:sz="1"/>
+            </w:tcBorders>
+            <w:shd w:fill="FFFFFF" w:val="clear"/>
+            <w:tcMar>
+              <w:top w:type="dxa" w:w="80"/>
+              <w:left w:type="dxa" w:w="120"/>
+              <w:bottom w:type="dxa" w:w="80"/>
+              <w:right w:type="dxa" w:w="120"/>
+            </w:tcMar>
+          </w:tcPr>
+          <w:p>
+            <w:r>
+              <w:t xml:space="preserve">CRM + claims warranty gate runs before diagnosis when customer/asset bound</w:t>
+            </w:r>
+          </w:p>
+        </w:tc>
+      </w:tr>
+      <w:tr>
+        <w:tc>
+          <w:tcPr>
+            <w:tcW w:type="dxa" w:w="3200"/>
+            <w:tcBorders>
+              <w:top w:val="single" w:color="CCCCCC" w:sz="1"/>
+              <w:left w:val="single" w:color="CCCCCC" w:sz="1"/>
+              <w:bottom w:val="single" w:color="CCCCCC" w:sz="1"/>
+              <w:right w:val="single" w:color="CCCCCC" w:sz="1"/>
+            </w:tcBorders>
+            <w:shd w:fill="FFFFFF" w:val="clear"/>
+            <w:tcMar>
+              <w:top w:type="dxa" w:w="80"/>
+              <w:left w:type="dxa" w:w="120"/>
+              <w:bottom w:type="dxa" w:w="80"/>
+              <w:right w:type="dxa" w:w="120"/>
+            </w:tcMar>
+          </w:tcPr>
+          <w:p>
+            <w:r>
+              <w:t xml:space="preserve">Stale knowledge</w:t>
+            </w:r>
+          </w:p>
+        </w:tc>
+        <w:tc>
+          <w:tcPr>
+            <w:tcW w:type="dxa" w:w="6160"/>
+            <w:tcBorders>
+              <w:top w:val="single" w:color="CCCCCC" w:sz="1"/>
+              <w:left w:val="single" w:color="CCCCCC" w:sz="1"/>
+              <w:bottom w:val="single" w:color="CCCCCC" w:sz="1"/>
+              <w:right w:val="single" w:color="CCCCCC" w:sz="1"/>
+            </w:tcBorders>
+            <w:shd w:fill="FFFFFF" w:val="clear"/>
+            <w:tcMar>
+              <w:top w:type="dxa" w:w="80"/>
+              <w:left w:type="dxa" w:w="120"/>
+              <w:bottom w:type="dxa" w:w="80"/>
+              <w:right w:type="dxa" w:w="120"/>
+            </w:tcMar>
+          </w:tcPr>
+          <w:p>
+            <w:r>
+              <w:t xml:space="preserve">Enterprise ETL refreshes catalog; smoke tests block bad graph loads</w:t>
+            </w:r>
+          </w:p>
+        </w:tc>
+      </w:tr>
+      <w:tr>
+        <w:tc>
+          <w:tcPr>
+            <w:tcW w:type="dxa" w:w="3200"/>
+            <w:tcBorders>
+              <w:top w:val="single" w:color="CCCCCC" w:sz="1"/>
+              <w:left w:val="single" w:color="CCCCCC" w:sz="1"/>
+              <w:bottom w:val="single" w:color="CCCCCC" w:sz="1"/>
+              <w:right w:val="single" w:color="CCCCCC" w:sz="1"/>
+            </w:tcBorders>
+            <w:shd w:fill="FFFFFF" w:val="clear"/>
+            <w:tcMar>
+              <w:top w:type="dxa" w:w="80"/>
+              <w:left w:type="dxa" w:w="120"/>
+              <w:bottom w:type="dxa" w:w="80"/>
+              <w:right w:type="dxa" w:w="120"/>
+            </w:tcMar>
+          </w:tcPr>
+          <w:p>
+            <w:r>
+              <w:t xml:space="preserve">Agent cannot explain answer</w:t>
+            </w:r>
+          </w:p>
+        </w:tc>
+        <w:tc>
+          <w:tcPr>
+            <w:tcW w:type="dxa" w:w="6160"/>
+            <w:tcBorders>
+              <w:top w:val="single" w:color="CCCCCC" w:sz="1"/>
+              <w:left w:val="single" w:color="CCCCCC" w:sz="1"/>
+              <w:bottom w:val="single" w:color="CCCCCC" w:sz="1"/>
+              <w:right w:val="single" w:color="CCCCCC" w:sz="1"/>
+            </w:tcBorders>
+            <w:shd w:fill="FFFFFF" w:val="clear"/>
+            <w:tcMar>
+              <w:top w:type="dxa" w:w="80"/>
+              <w:left w:type="dxa" w:w="120"/>
+              <w:bottom w:type="dxa" w:w="80"/>
+              <w:right w:type="dxa" w:w="120"/>
+            </w:tcMar>
+          </w:tcPr>
+          <w:p>
+            <w:r>
+              <w:t xml:space="preserve">provenance_trail cites PIM, FSM, Claims, CRM source records</w:t>
+            </w:r>
+          </w:p>
+        </w:tc>
+      </w:tr>
+      <w:tr>
+        <w:tc>
+          <w:tcPr>
+            <w:tcW w:type="dxa" w:w="3200"/>
+            <w:tcBorders>
+              <w:top w:val="single" w:color="CCCCCC" w:sz="1"/>
+              <w:left w:val="single" w:color="CCCCCC" w:sz="1"/>
+              <w:bottom w:val="single" w:color="CCCCCC" w:sz="1"/>
+              <w:right w:val="single" w:color="CCCCCC" w:sz="1"/>
+            </w:tcBorders>
+            <w:shd w:fill="FFFFFF" w:val="clear"/>
+            <w:tcMar>
+              <w:top w:type="dxa" w:w="80"/>
+              <w:left w:type="dxa" w:w="120"/>
+              <w:bottom w:type="dxa" w:w="80"/>
+              <w:right w:type="dxa" w:w="120"/>
+            </w:tcMar>
+          </w:tcPr>
+          <w:p>
+            <w:r>
+              <w:t xml:space="preserve">Integration API down</w:t>
+            </w:r>
+          </w:p>
+        </w:tc>
+        <w:tc>
+          <w:tcPr>
+            <w:tcW w:type="dxa" w:w="6160"/>
+            <w:tcBorders>
+              <w:top w:val="single" w:color="CCCCCC" w:sz="1"/>
+              <w:left w:val="single" w:color="CCCCCC" w:sz="1"/>
+              <w:bottom w:val="single" w:color="CCCCCC" w:sz="1"/>
+              <w:right w:val="single" w:color="CCCCCC" w:sz="1"/>
+            </w:tcBorders>
+            <w:shd w:fill="FFFFFF" w:val="clear"/>
+            <w:tcMar>
+              <w:top w:type="dxa" w:w="80"/>
+              <w:left w:type="dxa" w:w="120"/>
+              <w:bottom w:type="dxa" w:w="80"/>
+              <w:right w:type="dxa" w:w="120"/>
+            </w:tcMar>
+          </w:tcPr>
+          <w:p>
+            <w:r>
+              <w:t xml:space="preserve">Connectors fall back to local fixtures in demo; production uses circuit breakers + alerts</w:t>
+            </w:r>
+          </w:p>
+        </w:tc>
+      </w:tr>
+    </w:tbl>
+    <w:p>
+      <w:pPr>
+        <w:spacing w:after="200"/>
+      </w:pPr>
+    </w:p>
+    <w:p>
+      <w:pPr>
+        <w:pStyle w:val="Heading1"/>
+      </w:pPr>
+      <w:r>
+        <w:t xml:space="preserve">18. Common Questions (FAQ)</w:t>
       </w:r>
     </w:p>
     <w:p>
@@ -5632,7 +6473,7 @@
         <w:pStyle w:val="Heading1"/>
       </w:pPr>
       <w:r>
-        <w:t xml:space="preserve">18. Learning Path — What to Study Next</w:t>
+        <w:t xml:space="preserve">19. Learning Path — What to Study Next</w:t>
       </w:r>
     </w:p>
     <w:tbl>
@@ -6175,7 +7016,7 @@
         <w:pStyle w:val="Heading1"/>
       </w:pPr>
       <w:r>
-        <w:t xml:space="preserve">19. Quick Start Checklist</w:t>
+        <w:t xml:space="preserve">20. Quick Start Checklist</w:t>
       </w:r>
     </w:p>
     <w:p>
@@ -6287,7 +7128,7 @@
         <w:pStyle w:val="Heading1"/>
       </w:pPr>
       <w:r>
-        <w:t xml:space="preserve">20. Summary</w:t>
+        <w:t xml:space="preserve">21. Summary</w:t>
       </w:r>
     </w:p>
     <w:p>
